--- a/benchmark/outputs/gold/resume_015_C.docx
+++ b/benchmark/outputs/gold/resume_015_C.docx
@@ -10,7 +10,7 @@
         <w:tblInd w:w="0.0" w:type="dxa"/>
       </w:tblPr>
       <w:tblGrid>
-        <w:gridCol w:w="12240"/>
+        <w:gridCol w:w="9360"/>
       </w:tblGrid>
       <w:tr>
         <w:trPr>
@@ -37,7 +37,7 @@
             </w:pPr>
             <w:r>
               <w:rPr>
-                <w:rFonts w:ascii="Helvetica" w:hAnsi="Helvetica" w:eastAsia="Helvetica"/>
+                <w:rFonts w:ascii="Arial" w:hAnsi="Arial" w:eastAsia="Helvetica"/>
                 <w:b/>
                 <w:i w:val="0"/>
                 <w:color w:val="FFFFFF"/>
@@ -66,7 +66,7 @@
         <w:tblInd w:w="540.0" w:type="dxa"/>
       </w:tblPr>
       <w:tblGrid>
-        <w:gridCol w:w="12240"/>
+        <w:gridCol w:w="9360"/>
       </w:tblGrid>
       <w:tr>
         <w:trPr>
@@ -93,7 +93,7 @@
             </w:pPr>
             <w:r>
               <w:rPr>
-                <w:rFonts w:ascii="Helvetica" w:hAnsi="Helvetica" w:eastAsia="Helvetica"/>
+                <w:rFonts w:ascii="Arial" w:hAnsi="Arial" w:eastAsia="Helvetica"/>
                 <w:b w:val="0"/>
                 <w:i w:val="0"/>
                 <w:color w:val="D8E5EF"/>
@@ -116,7 +116,7 @@
       </w:pPr>
       <w:r>
         <w:rPr>
-          <w:rFonts w:ascii="Helvetica" w:hAnsi="Helvetica" w:eastAsia="Helvetica"/>
+          <w:rFonts w:ascii="Arial" w:hAnsi="Arial" w:eastAsia="Helvetica"/>
           <w:b/>
           <w:i w:val="0"/>
           <w:color w:val="1E1E23"/>
@@ -129,7 +129,7 @@
       </w:r>
       <w:r>
         <w:rPr>
-          <w:rFonts w:ascii="Helvetica" w:hAnsi="Helvetica" w:eastAsia="Helvetica"/>
+          <w:rFonts w:ascii="Arial" w:hAnsi="Arial" w:eastAsia="Helvetica"/>
           <w:b w:val="0"/>
           <w:i w:val="0"/>
           <w:color w:val="1E1E23"/>
@@ -139,7 +139,7 @@
       </w:r>
       <w:r>
         <w:rPr>
-          <w:rFonts w:ascii="Helvetica" w:hAnsi="Helvetica" w:eastAsia="Helvetica"/>
+          <w:rFonts w:ascii="Arial" w:hAnsi="Arial" w:eastAsia="Helvetica"/>
           <w:b w:val="0"/>
           <w:i w:val="0"/>
           <w:color w:val="1E1E23"/>
@@ -163,7 +163,7 @@
       </w:pPr>
       <w:r>
         <w:rPr>
-          <w:rFonts w:ascii="Helvetica" w:hAnsi="Helvetica" w:eastAsia="Helvetica"/>
+          <w:rFonts w:ascii="Arial" w:hAnsi="Arial" w:eastAsia="Helvetica"/>
           <w:b/>
           <w:i w:val="0"/>
           <w:color w:val="1E1E23"/>
@@ -176,7 +176,7 @@
       </w:r>
       <w:r>
         <w:rPr>
-          <w:rFonts w:ascii="Helvetica" w:hAnsi="Helvetica" w:eastAsia="Helvetica"/>
+          <w:rFonts w:ascii="Arial" w:hAnsi="Arial" w:eastAsia="Helvetica"/>
           <w:b/>
           <w:i w:val="0"/>
           <w:color w:val="1E1E23"/>
@@ -189,7 +189,7 @@
       </w:r>
       <w:r>
         <w:rPr>
-          <w:rFonts w:ascii="Helvetica" w:hAnsi="Helvetica" w:eastAsia="Helvetica"/>
+          <w:rFonts w:ascii="Arial" w:hAnsi="Arial" w:eastAsia="Helvetica"/>
           <w:b w:val="0"/>
           <w:i/>
           <w:color w:val="72727A"/>
@@ -202,7 +202,7 @@
       </w:r>
       <w:r>
         <w:rPr>
-          <w:rFonts w:ascii="Helvetica" w:hAnsi="Helvetica" w:eastAsia="Helvetica"/>
+          <w:rFonts w:ascii="Arial" w:hAnsi="Arial" w:eastAsia="Helvetica"/>
           <w:b w:val="0"/>
           <w:i w:val="0"/>
           <w:color w:val="1E1E23"/>
@@ -226,7 +226,7 @@
       </w:pPr>
       <w:r>
         <w:rPr>
-          <w:rFonts w:ascii="Helvetica" w:hAnsi="Helvetica" w:eastAsia="Helvetica"/>
+          <w:rFonts w:ascii="Arial" w:hAnsi="Arial" w:eastAsia="Helvetica"/>
           <w:b w:val="0"/>
           <w:i w:val="0"/>
           <w:color w:val="1E1E23"/>
@@ -250,7 +250,7 @@
       </w:pPr>
       <w:r>
         <w:rPr>
-          <w:rFonts w:ascii="Helvetica" w:hAnsi="Helvetica" w:eastAsia="Helvetica"/>
+          <w:rFonts w:ascii="Arial" w:hAnsi="Arial" w:eastAsia="Helvetica"/>
           <w:b/>
           <w:i w:val="0"/>
           <w:color w:val="1E1E23"/>
@@ -263,7 +263,7 @@
       </w:r>
       <w:r>
         <w:rPr>
-          <w:rFonts w:ascii="Helvetica" w:hAnsi="Helvetica" w:eastAsia="Helvetica"/>
+          <w:rFonts w:ascii="Arial" w:hAnsi="Arial" w:eastAsia="Helvetica"/>
           <w:b w:val="0"/>
           <w:i/>
           <w:color w:val="72727A"/>
@@ -276,7 +276,7 @@
       </w:r>
       <w:r>
         <w:rPr>
-          <w:rFonts w:ascii="Helvetica" w:hAnsi="Helvetica" w:eastAsia="Helvetica"/>
+          <w:rFonts w:ascii="Arial" w:hAnsi="Arial" w:eastAsia="Helvetica"/>
           <w:b w:val="0"/>
           <w:i w:val="0"/>
           <w:color w:val="1E1E23"/>
@@ -300,7 +300,7 @@
       </w:pPr>
       <w:r>
         <w:rPr>
-          <w:rFonts w:ascii="Helvetica" w:hAnsi="Helvetica" w:eastAsia="Helvetica"/>
+          <w:rFonts w:ascii="Arial" w:hAnsi="Arial" w:eastAsia="Helvetica"/>
           <w:b w:val="0"/>
           <w:i w:val="0"/>
           <w:color w:val="1E1E23"/>
@@ -320,7 +320,7 @@
       </w:pPr>
       <w:r>
         <w:rPr>
-          <w:rFonts w:ascii="Helvetica" w:hAnsi="Helvetica" w:eastAsia="Helvetica"/>
+          <w:rFonts w:ascii="Arial" w:hAnsi="Arial" w:eastAsia="Helvetica"/>
           <w:b/>
           <w:i w:val="0"/>
           <w:color w:val="1E1E23"/>
@@ -333,7 +333,7 @@
       </w:r>
       <w:r>
         <w:rPr>
-          <w:rFonts w:ascii="Helvetica" w:hAnsi="Helvetica" w:eastAsia="Helvetica"/>
+          <w:rFonts w:ascii="Arial" w:hAnsi="Arial" w:eastAsia="Helvetica"/>
           <w:b w:val="0"/>
           <w:i w:val="0"/>
           <w:color w:val="1E1E23"/>
@@ -346,7 +346,7 @@
       </w:r>
       <w:r>
         <w:rPr>
-          <w:rFonts w:ascii="Helvetica" w:hAnsi="Helvetica" w:eastAsia="Helvetica"/>
+          <w:rFonts w:ascii="Arial" w:hAnsi="Arial" w:eastAsia="Helvetica"/>
           <w:b w:val="0"/>
           <w:i w:val="0"/>
           <w:color w:val="1E1E23"/>
